--- a/docs/Buch Camille Chronicles/Buch 3/Soulbound - Bravura.docx
+++ b/docs/Buch Camille Chronicles/Buch 3/Soulbound - Bravura.docx
@@ -1223,8 +1223,169 @@
           <w:lang w:val="en-US"/>
         </w:rPr>
         <w:lastRenderedPageBreak/>
-        <w:t>In the end he loses control and wants to kill the king and queen. THe king dies as Camill is not able to stop the Virtuoso, but the Queen simply tears the man to shreds. She rveals a great deal to Camill and only her, about how she does things, sees the future with the help of implantent memories and wishes into willing Immortal Sisters.</w:t>
-      </w:r>
+        <w:t>Camill confronts the king with Jevan at a reception of his where music is playing and high Bureaucrats and Officiaries of the Districtcalities are present. In front of all Camil lays down the truth of the torture and murder of prisoners and he tries to talk her down, as it is for the greater good and future of humanity.</w:t>
+      </w:r>
+    </w:p>
+    <w:p>
+      <w:pPr>
+        <w:ind w:firstLine="708"/>
+        <w:jc w:val="both"/>
+        <w:rPr>
+          <w:lang w:val="en-US"/>
+        </w:rPr>
+      </w:pPr>
+      <w:r>
+        <w:rPr>
+          <w:lang w:val="en-US"/>
+        </w:rPr>
+        <w:t>The king orders the room to be emptied and people start to leave. Suddenly the music starts again as a Glass Harmonica plays. The Virtuoso is here.</w:t>
+      </w:r>
+    </w:p>
+    <w:p>
+      <w:pPr>
+        <w:ind w:firstLine="708"/>
+        <w:jc w:val="both"/>
+        <w:rPr>
+          <w:lang w:val="en-US"/>
+        </w:rPr>
+      </w:pPr>
+      <w:r>
+        <w:rPr>
+          <w:lang w:val="en-US"/>
+        </w:rPr>
+        <w:t>The guards, some of them Sha, try to fight him but he has no problem beating them with his vibration powers. Jevan tries to reason with the real man within but to no avail. They start to fight but Camill and Jevan cannot save many people that could not flee and get killed by the Virtuoso. Jevan gets beaten too but survives unconscious.</w:t>
+      </w:r>
+    </w:p>
+    <w:p>
+      <w:pPr>
+        <w:ind w:firstLine="708"/>
+        <w:jc w:val="both"/>
+        <w:rPr>
+          <w:lang w:val="en-US"/>
+        </w:rPr>
+      </w:pPr>
+      <w:r>
+        <w:rPr>
+          <w:lang w:val="en-US"/>
+        </w:rPr>
+        <w:t xml:space="preserve">He then confronts the King and slays him in anger as Camill struggles against him. She tries to save the Queen but the Virtuoso is too strong. But the Queen defends herself, using shimmers of bodies (Souls that Camill can see now, collected by Al over the years. Though to really fight the Virtuoso he has to use the splinters of </w:t>
+      </w:r>
+      <w:r>
+        <w:rPr>
+          <w:lang w:val="en-US"/>
+        </w:rPr>
+        <w:t>Ethfyos</w:t>
+      </w:r>
+      <w:r>
+        <w:rPr>
+          <w:lang w:val="en-US"/>
+        </w:rPr>
+        <w:t>h, getting consumed a little more.)</w:t>
+      </w:r>
+    </w:p>
+    <w:p>
+      <w:pPr>
+        <w:ind w:firstLine="708"/>
+        <w:jc w:val="both"/>
+        <w:rPr>
+          <w:lang w:val="en-US"/>
+        </w:rPr>
+      </w:pPr>
+      <w:r>
+        <w:rPr>
+          <w:lang w:val="en-US"/>
+        </w:rPr>
+        <w:t>Thousands of hands hold fast to the Virtuoso as he struggles to kill the Queen. In the end those hands tear him apart, right as the true man gives a last look towards Camill.</w:t>
+      </w:r>
+    </w:p>
+    <w:p>
+      <w:pPr>
+        <w:ind w:firstLine="708"/>
+        <w:jc w:val="both"/>
+        <w:rPr>
+          <w:lang w:val="en-US"/>
+        </w:rPr>
+      </w:pPr>
+    </w:p>
+    <w:p>
+      <w:pPr>
+        <w:pStyle w:val="berschrift1"/>
+        <w:rPr>
+          <w:lang w:val="en-US"/>
+        </w:rPr>
+      </w:pPr>
+      <w:r>
+        <w:rPr>
+          <w:lang w:val="en-US"/>
+        </w:rPr>
+        <w:t>Epilog:</w:t>
+      </w:r>
+    </w:p>
+    <w:p>
+      <w:pPr>
+        <w:rPr>
+          <w:lang w:val="en-US"/>
+        </w:rPr>
+      </w:pPr>
+      <w:r>
+        <w:rPr>
+          <w:lang w:val="en-US"/>
+        </w:rPr>
+        <w:t>Al wonders over the power of Harmonists and what he has witnessed, already planning a program to create more of the Virtuoso and his Vibrating powers that can control Harmonists. Ahsbearer grow up more quickly, he ahs to use them as Harmonists and kill prisoners with vibrations.</w:t>
+      </w:r>
+    </w:p>
+    <w:p>
+      <w:pPr>
+        <w:rPr>
+          <w:lang w:val="en-US"/>
+        </w:rPr>
+      </w:pPr>
+      <w:r>
+        <w:rPr>
+          <w:lang w:val="en-US"/>
+        </w:rPr>
+        <w:t>Though he saw a spark when Camill fought the Virtuoso. And that she maybe could see the Souls that Al was using. A hint of fear is rising within him. Though he dismisses it in the end. The rebellion is way more pressing a matter.</w:t>
+      </w:r>
+    </w:p>
+    <w:p>
+      <w:pPr>
+        <w:rPr>
+          <w:lang w:val="en-US"/>
+        </w:rPr>
+      </w:pPr>
+      <w:r>
+        <w:rPr>
+          <w:lang w:val="en-US"/>
+        </w:rPr>
+        <w:t>The Queen then takes a new king to take ‘charge’ and goes on with her day.</w:t>
+      </w:r>
+    </w:p>
+    <w:p>
+      <w:pPr>
+        <w:ind w:firstLine="708"/>
+        <w:jc w:val="both"/>
+        <w:rPr>
+          <w:lang w:val="en-US"/>
+        </w:rPr>
+      </w:pPr>
+    </w:p>
+    <w:p>
+      <w:pPr>
+        <w:ind w:firstLine="708"/>
+        <w:jc w:val="both"/>
+        <w:rPr>
+          <w:lang w:val="en-US"/>
+        </w:rPr>
+      </w:pPr>
+    </w:p>
+    <w:p>
+      <w:pPr>
+        <w:ind w:firstLine="708"/>
+        <w:jc w:val="both"/>
+        <w:rPr>
+          <w:lang w:val="en-US"/>
+        </w:rPr>
+      </w:pPr>
     </w:p>
     <w:sectPr>
       <w:pgSz w:w="11906" w:h="16838"/>
@@ -1664,7 +1825,6 @@
     <w:next w:val="Standard"/>
     <w:link w:val="berschrift2Zchn"/>
     <w:uiPriority w:val="9"/>
-    <w:semiHidden/>
     <w:unhideWhenUsed/>
     <w:qFormat/>
     <w:rsid w:val="0009747D"/>
@@ -1881,7 +2041,6 @@
     <w:basedOn w:val="Absatz-Standardschriftart"/>
     <w:link w:val="berschrift2"/>
     <w:uiPriority w:val="9"/>
-    <w:semiHidden/>
     <w:rsid w:val="0009747D"/>
     <w:rPr>
       <w:rFonts w:asciiTheme="majorHAnsi" w:eastAsiaTheme="majorEastAsia" w:hAnsiTheme="majorHAnsi" w:cstheme="majorBidi"/>
